--- a/docx_resources/Вечірня-Утреня/tmp_тропарі_спеціальні/тропарі-спеціальні-05-ГР.docx
+++ b/docx_resources/Вечірня-Утреня/tmp_тропарі_спеціальні/тропарі-спеціальні-05-ГР.docx
@@ -4,7 +4,7 @@
   <w:body>
     <w:p>
       <w:pPr>
-        <w:pStyle w:val="a5"/>
+        <w:pStyle w:val="NormalWeb"/>
         <w:ind w:left="0" w:hanging="2"/>
         <w:rPr>
           <w:rFonts w:cs="Times New Roman"/>
@@ -26,6 +26,14 @@
           <w:color w:val="FF0000"/>
         </w:rPr>
         <w:t xml:space="preserve"> </w:t>
+      </w:r>
+      <w:r>
+        <w:rPr>
+          <w:rFonts w:cs="Times New Roman"/>
+          <w:b/>
+          <w:color w:val="FF0000"/>
+        </w:rPr>
+        <w:t xml:space="preserve">травня. </w:t>
       </w:r>
       <w:r>
         <w:rPr>
@@ -71,43 +79,7 @@
           <w:sz w:val="24"/>
           <w:szCs w:val="24"/>
         </w:rPr>
-        <w:t xml:space="preserve">Як божественний скарб, сокровенний в землі,* Христос відкрив главу твою нам, пророче й предтече.* Отож усі, </w:t>
-      </w:r>
-      <w:proofErr w:type="spellStart"/>
-      <w:r>
-        <w:rPr>
-          <w:rFonts w:ascii="Times New Roman" w:eastAsia="Times New Roman" w:hAnsi="Times New Roman" w:cs="Times New Roman"/>
-          <w:sz w:val="24"/>
-          <w:szCs w:val="24"/>
-        </w:rPr>
-        <w:t>зійшовшися</w:t>
-      </w:r>
-      <w:proofErr w:type="spellEnd"/>
-      <w:r>
-        <w:rPr>
-          <w:rFonts w:ascii="Times New Roman" w:eastAsia="Times New Roman" w:hAnsi="Times New Roman" w:cs="Times New Roman"/>
-          <w:sz w:val="24"/>
-          <w:szCs w:val="24"/>
-        </w:rPr>
-        <w:t xml:space="preserve"> на її знайдення,* піснями </w:t>
-      </w:r>
-      <w:proofErr w:type="spellStart"/>
-      <w:r>
-        <w:rPr>
-          <w:rFonts w:ascii="Times New Roman" w:eastAsia="Times New Roman" w:hAnsi="Times New Roman" w:cs="Times New Roman"/>
-          <w:sz w:val="24"/>
-          <w:szCs w:val="24"/>
-        </w:rPr>
-        <w:t>богомовними</w:t>
-      </w:r>
-      <w:proofErr w:type="spellEnd"/>
-      <w:r>
-        <w:rPr>
-          <w:rFonts w:ascii="Times New Roman" w:eastAsia="Times New Roman" w:hAnsi="Times New Roman" w:cs="Times New Roman"/>
-          <w:sz w:val="24"/>
-          <w:szCs w:val="24"/>
-        </w:rPr>
-        <w:t xml:space="preserve"> Спаса оспівуймо.* Він спасає нас від тління, молитвами твоїми.</w:t>
+        <w:t>Як божественний скарб, сокровенний в землі,* Христос відкрив главу твою нам, пророче й предтече.* Отож усі, зійшовшися на її знайдення,* піснями богомовними Спаса оспівуймо.* Він спасає нас від тління, молитвами твоїми.</w:t>
       </w:r>
     </w:p>
     <w:p>
@@ -137,25 +109,7 @@
           <w:sz w:val="24"/>
           <w:szCs w:val="24"/>
         </w:rPr>
-        <w:t xml:space="preserve"> </w:t>
-      </w:r>
-      <w:proofErr w:type="spellStart"/>
-      <w:r>
-        <w:rPr>
-          <w:rFonts w:ascii="Times New Roman" w:eastAsia="Times New Roman" w:hAnsi="Times New Roman" w:cs="Times New Roman"/>
-          <w:sz w:val="24"/>
-          <w:szCs w:val="24"/>
-        </w:rPr>
-        <w:t>Світлосяючий</w:t>
-      </w:r>
-      <w:proofErr w:type="spellEnd"/>
-      <w:r>
-        <w:rPr>
-          <w:rFonts w:ascii="Times New Roman" w:eastAsia="Times New Roman" w:hAnsi="Times New Roman" w:cs="Times New Roman"/>
-          <w:sz w:val="24"/>
-          <w:szCs w:val="24"/>
-        </w:rPr>
-        <w:t xml:space="preserve"> і божественний у світі стовп, світильник сонця,* предтеча главу свою світлоносну й божественну показав у краях.* Він освячує тих, що вірно поклоняються і кличуть:* Христовий хрестителю премудрий, спаси всіх нас.</w:t>
+        <w:t xml:space="preserve"> Світлосяючий і божественний у світі стовп, світильник сонця,* предтеча главу свою світлоносну й божественну показав у краях.* Він освячує тих, що вірно поклоняються і кличуть:* Христовий хрестителю премудрий, спаси всіх нас.</w:t>
       </w:r>
     </w:p>
     <w:sectPr>
@@ -564,7 +518,7 @@
     <w:lsdException w:name="Unresolved Mention" w:semiHidden="1" w:unhideWhenUsed="1"/>
     <w:lsdException w:name="Smart Link" w:semiHidden="1" w:unhideWhenUsed="1"/>
   </w:latentStyles>
-  <w:style w:type="paragraph" w:default="1" w:styleId="a">
+  <w:style w:type="paragraph" w:default="1" w:styleId="Normal">
     <w:name w:val="Normal"/>
     <w:qFormat/>
     <w:pPr>
@@ -578,10 +532,10 @@
       <w:position w:val="-1"/>
     </w:rPr>
   </w:style>
-  <w:style w:type="paragraph" w:styleId="1">
+  <w:style w:type="paragraph" w:styleId="Heading1">
     <w:name w:val="heading 1"/>
-    <w:basedOn w:val="a"/>
-    <w:next w:val="a"/>
+    <w:basedOn w:val="Normal"/>
+    <w:next w:val="Normal"/>
     <w:uiPriority w:val="9"/>
     <w:qFormat/>
     <w:pPr>
@@ -595,10 +549,10 @@
       <w:szCs w:val="48"/>
     </w:rPr>
   </w:style>
-  <w:style w:type="paragraph" w:styleId="2">
+  <w:style w:type="paragraph" w:styleId="Heading2">
     <w:name w:val="heading 2"/>
-    <w:basedOn w:val="a"/>
-    <w:next w:val="a"/>
+    <w:basedOn w:val="Normal"/>
+    <w:next w:val="Normal"/>
     <w:uiPriority w:val="9"/>
     <w:unhideWhenUsed/>
     <w:qFormat/>
@@ -614,10 +568,10 @@
       <w:szCs w:val="36"/>
     </w:rPr>
   </w:style>
-  <w:style w:type="paragraph" w:styleId="3">
+  <w:style w:type="paragraph" w:styleId="Heading3">
     <w:name w:val="heading 3"/>
-    <w:basedOn w:val="a"/>
-    <w:next w:val="a"/>
+    <w:basedOn w:val="Normal"/>
+    <w:next w:val="Normal"/>
     <w:uiPriority w:val="9"/>
     <w:semiHidden/>
     <w:unhideWhenUsed/>
@@ -634,10 +588,10 @@
       <w:szCs w:val="28"/>
     </w:rPr>
   </w:style>
-  <w:style w:type="paragraph" w:styleId="4">
+  <w:style w:type="paragraph" w:styleId="Heading4">
     <w:name w:val="heading 4"/>
-    <w:basedOn w:val="a"/>
-    <w:next w:val="a"/>
+    <w:basedOn w:val="Normal"/>
+    <w:next w:val="Normal"/>
     <w:uiPriority w:val="9"/>
     <w:semiHidden/>
     <w:unhideWhenUsed/>
@@ -654,10 +608,10 @@
       <w:szCs w:val="24"/>
     </w:rPr>
   </w:style>
-  <w:style w:type="paragraph" w:styleId="5">
+  <w:style w:type="paragraph" w:styleId="Heading5">
     <w:name w:val="heading 5"/>
-    <w:basedOn w:val="a"/>
-    <w:next w:val="a"/>
+    <w:basedOn w:val="Normal"/>
+    <w:next w:val="Normal"/>
     <w:uiPriority w:val="9"/>
     <w:semiHidden/>
     <w:unhideWhenUsed/>
@@ -672,10 +626,10 @@
       <w:b/>
     </w:rPr>
   </w:style>
-  <w:style w:type="paragraph" w:styleId="6">
+  <w:style w:type="paragraph" w:styleId="Heading6">
     <w:name w:val="heading 6"/>
-    <w:basedOn w:val="a"/>
-    <w:next w:val="a"/>
+    <w:basedOn w:val="Normal"/>
+    <w:next w:val="Normal"/>
     <w:uiPriority w:val="9"/>
     <w:semiHidden/>
     <w:unhideWhenUsed/>
@@ -692,13 +646,13 @@
       <w:szCs w:val="20"/>
     </w:rPr>
   </w:style>
-  <w:style w:type="character" w:default="1" w:styleId="a0">
+  <w:style w:type="character" w:default="1" w:styleId="DefaultParagraphFont">
     <w:name w:val="Default Paragraph Font"/>
     <w:uiPriority w:val="1"/>
     <w:semiHidden/>
     <w:unhideWhenUsed/>
   </w:style>
-  <w:style w:type="table" w:default="1" w:styleId="a1">
+  <w:style w:type="table" w:default="1" w:styleId="TableNormal">
     <w:name w:val="Normal Table"/>
     <w:uiPriority w:val="99"/>
     <w:semiHidden/>
@@ -713,7 +667,7 @@
       </w:tblCellMar>
     </w:tblPr>
   </w:style>
-  <w:style w:type="numbering" w:default="1" w:styleId="a2">
+  <w:style w:type="numbering" w:default="1" w:styleId="NoList">
     <w:name w:val="No List"/>
     <w:uiPriority w:val="99"/>
     <w:semiHidden/>
@@ -730,10 +684,10 @@
       </w:tblCellMar>
     </w:tblPr>
   </w:style>
-  <w:style w:type="paragraph" w:styleId="a3">
+  <w:style w:type="paragraph" w:styleId="Title">
     <w:name w:val="Title"/>
-    <w:basedOn w:val="a"/>
-    <w:next w:val="a"/>
+    <w:basedOn w:val="Normal"/>
+    <w:next w:val="Normal"/>
     <w:uiPriority w:val="10"/>
     <w:qFormat/>
     <w:pPr>
@@ -829,7 +783,7 @@
       <w:em w:val="none"/>
     </w:rPr>
   </w:style>
-  <w:style w:type="paragraph" w:styleId="a4">
+  <w:style w:type="paragraph" w:styleId="NoSpacing">
     <w:name w:val="No Spacing"/>
     <w:pPr>
       <w:suppressAutoHyphens/>
@@ -843,9 +797,9 @@
       <w:position w:val="-1"/>
     </w:rPr>
   </w:style>
-  <w:style w:type="paragraph" w:styleId="a5">
+  <w:style w:type="paragraph" w:styleId="NormalWeb">
     <w:name w:val="Normal (Web)"/>
-    <w:basedOn w:val="a"/>
+    <w:basedOn w:val="Normal"/>
     <w:uiPriority w:val="99"/>
     <w:qFormat/>
     <w:pPr>
@@ -857,10 +811,10 @@
       <w:szCs w:val="24"/>
     </w:rPr>
   </w:style>
-  <w:style w:type="paragraph" w:styleId="a6">
+  <w:style w:type="paragraph" w:styleId="Subtitle">
     <w:name w:val="Subtitle"/>
-    <w:basedOn w:val="a"/>
-    <w:next w:val="a"/>
+    <w:basedOn w:val="Normal"/>
+    <w:next w:val="Normal"/>
     <w:uiPriority w:val="11"/>
     <w:qFormat/>
     <w:pPr>
@@ -876,9 +830,9 @@
       <w:szCs w:val="48"/>
     </w:rPr>
   </w:style>
-  <w:style w:type="character" w:styleId="a7">
+  <w:style w:type="character" w:styleId="CommentReference">
     <w:name w:val="annotation reference"/>
-    <w:basedOn w:val="a0"/>
+    <w:basedOn w:val="DefaultParagraphFont"/>
     <w:uiPriority w:val="99"/>
     <w:semiHidden/>
     <w:unhideWhenUsed/>
@@ -888,10 +842,10 @@
       <w:szCs w:val="16"/>
     </w:rPr>
   </w:style>
-  <w:style w:type="paragraph" w:styleId="a8">
+  <w:style w:type="paragraph" w:styleId="CommentText">
     <w:name w:val="annotation text"/>
-    <w:basedOn w:val="a"/>
-    <w:link w:val="a9"/>
+    <w:basedOn w:val="Normal"/>
+    <w:link w:val="CommentTextChar"/>
     <w:uiPriority w:val="99"/>
     <w:semiHidden/>
     <w:unhideWhenUsed/>
@@ -904,10 +858,10 @@
       <w:szCs w:val="20"/>
     </w:rPr>
   </w:style>
-  <w:style w:type="character" w:customStyle="1" w:styleId="a9">
-    <w:name w:val="Текст примітки Знак"/>
-    <w:basedOn w:val="a0"/>
-    <w:link w:val="a8"/>
+  <w:style w:type="character" w:customStyle="1" w:styleId="CommentTextChar">
+    <w:name w:val="Comment Text Char"/>
+    <w:basedOn w:val="DefaultParagraphFont"/>
+    <w:link w:val="CommentText"/>
     <w:uiPriority w:val="99"/>
     <w:semiHidden/>
     <w:rsid w:val="00EF5290"/>
@@ -917,11 +871,11 @@
       <w:szCs w:val="20"/>
     </w:rPr>
   </w:style>
-  <w:style w:type="paragraph" w:styleId="aa">
+  <w:style w:type="paragraph" w:styleId="CommentSubject">
     <w:name w:val="annotation subject"/>
-    <w:basedOn w:val="a8"/>
-    <w:next w:val="a8"/>
-    <w:link w:val="ab"/>
+    <w:basedOn w:val="CommentText"/>
+    <w:next w:val="CommentText"/>
+    <w:link w:val="CommentSubjectChar"/>
     <w:uiPriority w:val="99"/>
     <w:semiHidden/>
     <w:unhideWhenUsed/>
@@ -931,10 +885,10 @@
       <w:bCs/>
     </w:rPr>
   </w:style>
-  <w:style w:type="character" w:customStyle="1" w:styleId="ab">
-    <w:name w:val="Тема примітки Знак"/>
-    <w:basedOn w:val="a9"/>
-    <w:link w:val="aa"/>
+  <w:style w:type="character" w:customStyle="1" w:styleId="CommentSubjectChar">
+    <w:name w:val="Comment Subject Char"/>
+    <w:basedOn w:val="CommentTextChar"/>
+    <w:link w:val="CommentSubject"/>
     <w:uiPriority w:val="99"/>
     <w:semiHidden/>
     <w:rsid w:val="00EF5290"/>
@@ -946,10 +900,10 @@
       <w:szCs w:val="20"/>
     </w:rPr>
   </w:style>
-  <w:style w:type="paragraph" w:styleId="ac">
+  <w:style w:type="paragraph" w:styleId="BalloonText">
     <w:name w:val="Balloon Text"/>
-    <w:basedOn w:val="a"/>
-    <w:link w:val="ad"/>
+    <w:basedOn w:val="Normal"/>
+    <w:link w:val="BalloonTextChar"/>
     <w:uiPriority w:val="99"/>
     <w:semiHidden/>
     <w:unhideWhenUsed/>
@@ -963,10 +917,10 @@
       <w:szCs w:val="16"/>
     </w:rPr>
   </w:style>
-  <w:style w:type="character" w:customStyle="1" w:styleId="ad">
-    <w:name w:val="Текст у виносці Знак"/>
-    <w:basedOn w:val="a0"/>
-    <w:link w:val="ac"/>
+  <w:style w:type="character" w:customStyle="1" w:styleId="BalloonTextChar">
+    <w:name w:val="Balloon Text Char"/>
+    <w:basedOn w:val="DefaultParagraphFont"/>
+    <w:link w:val="BalloonText"/>
     <w:uiPriority w:val="99"/>
     <w:semiHidden/>
     <w:rsid w:val="00EF5290"/>
